--- a/countries/samoa/output/UPR39_Samoa_Thematic_List_of_Recommendations_ASSESSED.docx
+++ b/countries/samoa/output/UPR39_Samoa_Thematic_List_of_Recommendations_ASSESSED.docx
@@ -3792,7 +3792,7 @@
               <w:t xml:space="preserve">Assessment: </w:t>
             </w:r>
             <w:r>
-              <w:t>The documents contain no information on this ask.</w:t>
+              <w:t>The documents contain no information on this recommendation.</w:t>
             </w:r>
           </w:p>
         </w:tc>
@@ -4020,7 +4020,7 @@
               <w:t xml:space="preserve">Assessment: </w:t>
             </w:r>
             <w:r>
-              <w:t>The documents contain no information on this ask.</w:t>
+              <w:t>The documents contain no information on this recommendation.</w:t>
             </w:r>
           </w:p>
         </w:tc>
@@ -4279,7 +4279,7 @@
               <w:t xml:space="preserve">Assessment: </w:t>
             </w:r>
             <w:r>
-              <w:t>The documents contain no information on this ask.</w:t>
+              <w:t>The documents contain no information on this recommendation.</w:t>
             </w:r>
           </w:p>
         </w:tc>
@@ -5064,7 +5064,7 @@
               <w:t xml:space="preserve">Assessment: </w:t>
             </w:r>
             <w:r>
-              <w:t>The documents contain no information on this ask.</w:t>
+              <w:t>The documents contain no information on this recommendation.</w:t>
             </w:r>
           </w:p>
         </w:tc>
@@ -5595,7 +5595,7 @@
               <w:t xml:space="preserve">Assessment: </w:t>
             </w:r>
             <w:r>
-              <w:t>The documents contain no information on this ask.</w:t>
+              <w:t>The documents contain no information on this recommendation.</w:t>
             </w:r>
           </w:p>
         </w:tc>
@@ -6790,7 +6790,7 @@
               <w:t xml:space="preserve">Assessment: </w:t>
             </w:r>
             <w:r>
-              <w:t>The documents contain no information on this ask.</w:t>
+              <w:t>The documents contain no information on this recommendation.</w:t>
             </w:r>
           </w:p>
         </w:tc>
@@ -7350,7 +7350,7 @@
               <w:t xml:space="preserve">Assessment: </w:t>
             </w:r>
             <w:r>
-              <w:t>The documents contain no information on this ask.</w:t>
+              <w:t>The documents contain no information on this recommendation.</w:t>
             </w:r>
           </w:p>
         </w:tc>
@@ -8425,7 +8425,7 @@
               <w:t xml:space="preserve">Assessment: </w:t>
             </w:r>
             <w:r>
-              <w:t>The documents contain no information on measures taken by Samoa on this ask.</w:t>
+              <w:t>The documents contain no information on measures taken by Samoa on this recommendation.</w:t>
             </w:r>
           </w:p>
         </w:tc>
@@ -8616,7 +8616,7 @@
               <w:t xml:space="preserve">Assessment: </w:t>
             </w:r>
             <w:r>
-              <w:t>The documents contain no information on measures taken by Samoa on this ask.</w:t>
+              <w:t>The documents contain no information on measures taken by Samoa on this recommendation.</w:t>
             </w:r>
           </w:p>
         </w:tc>
@@ -9431,7 +9431,7 @@
               <w:t xml:space="preserve">Assessment: </w:t>
             </w:r>
             <w:r>
-              <w:t>The documents contain no information on measures taken by Samoa on this ask.</w:t>
+              <w:t>The documents contain no information on measures taken by Samoa on this recommendation.</w:t>
             </w:r>
           </w:p>
         </w:tc>
@@ -9942,7 +9942,7 @@
               <w:t xml:space="preserve">Assessment: </w:t>
             </w:r>
             <w:r>
-              <w:t>The documents contain no information on measures by Samoa on this ask.</w:t>
+              <w:t>The documents contain no information on measures by Samoa on this recommendation.</w:t>
             </w:r>
           </w:p>
         </w:tc>
@@ -10145,7 +10145,7 @@
               <w:t xml:space="preserve">Assessment: </w:t>
             </w:r>
             <w:r>
-              <w:t>The documents contain no information on measures by Samoa on this ask.</w:t>
+              <w:t>The documents contain no information on measures by Samoa on this recommendation.</w:t>
             </w:r>
           </w:p>
         </w:tc>
@@ -10349,7 +10349,7 @@
               <w:t xml:space="preserve">Assessment: </w:t>
             </w:r>
             <w:r>
-              <w:t>The documents contain no information on measures by Samoa on this ask; the United Nations country team only recommends strengthening judicial independence.</w:t>
+              <w:t>The documents contain no information on measures by Samoa on this recommendation; the United Nations country team only recommends strengthening judicial independence.</w:t>
             </w:r>
           </w:p>
         </w:tc>
@@ -14837,7 +14837,7 @@
               <w:t xml:space="preserve">Assessment: </w:t>
             </w:r>
             <w:r>
-              <w:t>The documents contain no information on this ask.</w:t>
+              <w:t>The documents contain no information on this recommendation.</w:t>
             </w:r>
           </w:p>
         </w:tc>
@@ -17899,7 +17899,7 @@
               <w:t xml:space="preserve">Assessment: </w:t>
             </w:r>
             <w:r>
-              <w:t>The Crimes Act 2013 and Family Safety Act 2013 pre-date the review period; implementation is uneven, the NHRI asks for amendment of the Family Safety Act, and survivor services remain under-funded.</w:t>
+              <w:t>The Crimes Act 2013 and Family Safety Act 2013 pre-date the review period; implementation is uneven, the NHRI calls for amendment of the Family Safety Act, and survivor services remain under-funded.</w:t>
             </w:r>
             <w:r>
               <w:rPr>
@@ -18146,7 +18146,7 @@
               <w:t xml:space="preserve">Assessment: </w:t>
             </w:r>
             <w:r>
-              <w:t>The Crimes Act 2013 and Family Safety Act 2013 pre-date the review period; implementation is uneven, the NHRI asks for amendment of the Family Safety Act, and survivor services remain under-funded.</w:t>
+              <w:t>The Crimes Act 2013 and Family Safety Act 2013 pre-date the review period; implementation is uneven, the NHRI calls for amendment of the Family Safety Act, and survivor services remain under-funded.</w:t>
             </w:r>
             <w:r>
               <w:rPr>
@@ -18425,7 +18425,7 @@
               <w:t xml:space="preserve">Assessment: </w:t>
             </w:r>
             <w:r>
-              <w:t>The Crimes Act 2013 and Family Safety Act 2013 pre-date the review period; implementation is uneven, the NHRI asks for amendment of the Family Safety Act, and survivor services remain under-funded.</w:t>
+              <w:t>The Crimes Act 2013 and Family Safety Act 2013 pre-date the review period; implementation is uneven, the NHRI calls for amendment of the Family Safety Act, and survivor services remain under-funded.</w:t>
             </w:r>
             <w:r>
               <w:rPr>
@@ -18641,7 +18641,7 @@
               <w:t xml:space="preserve">Assessment: </w:t>
             </w:r>
             <w:r>
-              <w:t>The Crimes Act 2013 and Family Safety Act 2013 pre-date the review period; implementation is uneven, the NHRI asks for amendment of the Family Safety Act, and survivor services remain under-funded.</w:t>
+              <w:t>The Crimes Act 2013 and Family Safety Act 2013 pre-date the review period; implementation is uneven, the NHRI calls for amendment of the Family Safety Act, and survivor services remain under-funded.</w:t>
             </w:r>
             <w:r>
               <w:rPr>
@@ -18869,7 +18869,7 @@
               <w:t xml:space="preserve">Assessment: </w:t>
             </w:r>
             <w:r>
-              <w:t>The Crimes Act 2013 and Family Safety Act 2013 pre-date the review period; implementation is uneven, the NHRI asks for amendment of the Family Safety Act, and survivor services remain under-funded.</w:t>
+              <w:t>The Crimes Act 2013 and Family Safety Act 2013 pre-date the review period; implementation is uneven, the NHRI calls for amendment of the Family Safety Act, and survivor services remain under-funded.</w:t>
             </w:r>
             <w:r>
               <w:rPr>
@@ -19104,7 +19104,7 @@
               <w:t xml:space="preserve">Assessment: </w:t>
             </w:r>
             <w:r>
-              <w:t>The Crimes Act 2013 and Family Safety Act 2013 pre-date the review period; implementation is uneven, the NHRI asks for amendment of the Family Safety Act, and survivor services remain under-funded.</w:t>
+              <w:t>The Crimes Act 2013 and Family Safety Act 2013 pre-date the review period; implementation is uneven, the NHRI calls for amendment of the Family Safety Act, and survivor services remain under-funded.</w:t>
             </w:r>
             <w:r>
               <w:rPr>
@@ -19353,7 +19353,7 @@
               <w:t xml:space="preserve">Assessment: </w:t>
             </w:r>
             <w:r>
-              <w:t>The Crimes Act 2013 and Family Safety Act 2013 pre-date the review period; implementation is uneven, the NHRI asks for amendment of the Family Safety Act, and survivor services remain under-funded.</w:t>
+              <w:t>The Crimes Act 2013 and Family Safety Act 2013 pre-date the review period; implementation is uneven, the NHRI calls for amendment of the Family Safety Act, and survivor services remain under-funded.</w:t>
             </w:r>
             <w:r>
               <w:rPr>
@@ -19595,7 +19595,7 @@
               <w:t xml:space="preserve">Assessment: </w:t>
             </w:r>
             <w:r>
-              <w:t>The Crimes Act 2013 and Family Safety Act 2013 pre-date the review period; implementation is uneven, the NHRI asks for amendment of the Family Safety Act, and survivor services remain under-funded.</w:t>
+              <w:t>The Crimes Act 2013 and Family Safety Act 2013 pre-date the review period; implementation is uneven, the NHRI calls for amendment of the Family Safety Act, and survivor services remain under-funded.</w:t>
             </w:r>
             <w:r>
               <w:rPr>
@@ -19856,7 +19856,7 @@
               <w:t xml:space="preserve">Assessment: </w:t>
             </w:r>
             <w:r>
-              <w:t>The Crimes Act 2013 and Family Safety Act 2013 pre-date the review period; implementation is uneven, the NHRI asks for amendment of the Family Safety Act, and survivor services remain under-funded.</w:t>
+              <w:t>The Crimes Act 2013 and Family Safety Act 2013 pre-date the review period; implementation is uneven, the NHRI calls for amendment of the Family Safety Act, and survivor services remain under-funded.</w:t>
             </w:r>
             <w:r>
               <w:rPr>
@@ -20091,7 +20091,7 @@
               <w:t xml:space="preserve">Assessment: </w:t>
             </w:r>
             <w:r>
-              <w:t>The Crimes Act 2013 and Family Safety Act 2013 pre-date the review period; implementation is uneven, the NHRI asks for amendment of the Family Safety Act, and survivor services remain under-funded.</w:t>
+              <w:t>The Crimes Act 2013 and Family Safety Act 2013 pre-date the review period; implementation is uneven, the NHRI calls for amendment of the Family Safety Act, and survivor services remain under-funded.</w:t>
             </w:r>
             <w:r>
               <w:rPr>
@@ -24034,7 +24034,7 @@
               <w:t xml:space="preserve">Assessment: </w:t>
             </w:r>
             <w:r>
-              <w:t>The documents contain no information on this ask.</w:t>
+              <w:t>The documents contain no information on this recommendation.</w:t>
             </w:r>
           </w:p>
         </w:tc>
@@ -28092,7 +28092,7 @@
               <w:t xml:space="preserve">Assessment: </w:t>
             </w:r>
             <w:r>
-              <w:t>The documents contain no information on this ask.</w:t>
+              <w:t>The documents contain no information on this recommendation.</w:t>
             </w:r>
           </w:p>
         </w:tc>
@@ -28872,7 +28872,7 @@
               <w:t xml:space="preserve">Assessment: </w:t>
             </w:r>
             <w:r>
-              <w:t>The documents contain no information on this ask.</w:t>
+              <w:t>The documents contain no information on this recommendation.</w:t>
             </w:r>
           </w:p>
         </w:tc>
@@ -30114,7 +30114,7 @@
               <w:t xml:space="preserve">Assessment: </w:t>
             </w:r>
             <w:r>
-              <w:t>The documents contain no information on this ask.</w:t>
+              <w:t>The documents contain no information on this recommendation.</w:t>
             </w:r>
           </w:p>
         </w:tc>
@@ -31011,7 +31011,7 @@
               <w:t xml:space="preserve">Assessment: </w:t>
             </w:r>
             <w:r>
-              <w:t>The documents contain no information on this ask.</w:t>
+              <w:t>The documents contain no information on this recommendation.</w:t>
             </w:r>
           </w:p>
         </w:tc>
@@ -32174,7 +32174,7 @@
               <w:t xml:space="preserve">Assessment: </w:t>
             </w:r>
             <w:r>
-              <w:t>The documents contain no information on this ask.</w:t>
+              <w:t>The documents contain no information on this recommendation.</w:t>
             </w:r>
           </w:p>
         </w:tc>
@@ -33138,7 +33138,7 @@
               <w:t xml:space="preserve">Assessment: </w:t>
             </w:r>
             <w:r>
-              <w:t>The documents contain no information on this ask.</w:t>
+              <w:t>The documents contain no information on this recommendation.</w:t>
             </w:r>
           </w:p>
         </w:tc>
@@ -33349,7 +33349,7 @@
               <w:t xml:space="preserve">Assessment: </w:t>
             </w:r>
             <w:r>
-              <w:t>The documents contain no information on this ask.</w:t>
+              <w:t>The documents contain no information on this recommendation.</w:t>
             </w:r>
           </w:p>
         </w:tc>
